--- a/klagomål/A 10054-2026 FSC-klagomål.docx
+++ b/klagomål/A 10054-2026 FSC-klagomål.docx
@@ -765,7 +765,7 @@
     <w:r>
       <w:tab/>
       <w:tab/>
-      <w:t>2026-02-28</w:t>
+      <w:t>2026-03-01</w:t>
       <w:br/>
       <w:br/>
     </w:r>

--- a/klagomål/A 10054-2026 FSC-klagomål.docx
+++ b/klagomål/A 10054-2026 FSC-klagomål.docx
@@ -765,7 +765,7 @@
     <w:r>
       <w:tab/>
       <w:tab/>
-      <w:t>2026-03-01</w:t>
+      <w:t>2026-03-02</w:t>
       <w:br/>
       <w:br/>
     </w:r>

--- a/klagomål/A 10054-2026 FSC-klagomål.docx
+++ b/klagomål/A 10054-2026 FSC-klagomål.docx
@@ -765,7 +765,7 @@
     <w:r>
       <w:tab/>
       <w:tab/>
-      <w:t>2026-03-02</w:t>
+      <w:t>2026-03-03</w:t>
       <w:br/>
       <w:br/>
     </w:r>

--- a/klagomål/A 10054-2026 FSC-klagomål.docx
+++ b/klagomål/A 10054-2026 FSC-klagomål.docx
@@ -765,7 +765,7 @@
     <w:r>
       <w:tab/>
       <w:tab/>
-      <w:t>2026-03-03</w:t>
+      <w:t>2026-03-04</w:t>
       <w:br/>
       <w:br/>
     </w:r>

--- a/klagomål/A 10054-2026 FSC-klagomål.docx
+++ b/klagomål/A 10054-2026 FSC-klagomål.docx
@@ -765,7 +765,7 @@
     <w:r>
       <w:tab/>
       <w:tab/>
-      <w:t>2026-03-04</w:t>
+      <w:t>2026-03-05</w:t>
       <w:br/>
       <w:br/>
     </w:r>

--- a/klagomål/A 10054-2026 FSC-klagomål.docx
+++ b/klagomål/A 10054-2026 FSC-klagomål.docx
@@ -765,7 +765,7 @@
     <w:r>
       <w:tab/>
       <w:tab/>
-      <w:t>2026-03-05</w:t>
+      <w:t>2026-03-06</w:t>
       <w:br/>
       <w:br/>
     </w:r>

--- a/klagomål/A 10054-2026 FSC-klagomål.docx
+++ b/klagomål/A 10054-2026 FSC-klagomål.docx
@@ -765,7 +765,7 @@
     <w:r>
       <w:tab/>
       <w:tab/>
-      <w:t>2026-03-06</w:t>
+      <w:t>2026-03-07</w:t>
       <w:br/>
       <w:br/>
     </w:r>

--- a/klagomål/A 10054-2026 FSC-klagomål.docx
+++ b/klagomål/A 10054-2026 FSC-klagomål.docx
@@ -765,7 +765,7 @@
     <w:r>
       <w:tab/>
       <w:tab/>
-      <w:t>2026-03-07</w:t>
+      <w:t>2026-03-08</w:t>
       <w:br/>
       <w:br/>
     </w:r>

--- a/klagomål/A 10054-2026 FSC-klagomål.docx
+++ b/klagomål/A 10054-2026 FSC-klagomål.docx
@@ -765,7 +765,7 @@
     <w:r>
       <w:tab/>
       <w:tab/>
-      <w:t>2026-03-08</w:t>
+      <w:t>2026-03-09</w:t>
       <w:br/>
       <w:br/>
     </w:r>

--- a/klagomål/A 10054-2026 FSC-klagomål.docx
+++ b/klagomål/A 10054-2026 FSC-klagomål.docx
@@ -765,7 +765,7 @@
     <w:r>
       <w:tab/>
       <w:tab/>
-      <w:t>2026-03-09</w:t>
+      <w:t>2026-03-10</w:t>
       <w:br/>
       <w:br/>
     </w:r>

--- a/klagomål/A 10054-2026 FSC-klagomål.docx
+++ b/klagomål/A 10054-2026 FSC-klagomål.docx
@@ -345,6 +345,35 @@
       </w:r>
     </w:p>
     <w:p>
+      <w:r>
+        <w:rPr>
+          <w:b/>
+        </w:rPr>
+        <w:t>Gullviva (§9)</w:t>
+      </w:r>
+      <w:r>
+        <w:t xml:space="preserve"> är värdväxt för bland annat den rödlistade och sällsynta fjärilen gullvivefjäril (VU) samt typisk art för </w:t>
+      </w:r>
+      <w:r>
+        <w:rPr>
+          <w:i/>
+        </w:rPr>
+        <w:t xml:space="preserve">9070 Trädklädd betesmark, 6530 Lövängar, 6510 Slåtterängar i låglandet </w:t>
+      </w:r>
+      <w:r>
+        <w:t>och</w:t>
+      </w:r>
+      <w:r>
+        <w:rPr>
+          <w:i/>
+        </w:rPr>
+        <w:t xml:space="preserve"> 6270 Silikatgräsmarker</w:t>
+      </w:r>
+      <w:r>
+        <w:t xml:space="preserve"> (SLU Artdatabanken, 2025).</w:t>
+      </w:r>
+    </w:p>
+    <w:p>
       <w:pPr>
         <w:pStyle w:val="Heading1"/>
       </w:pPr>
@@ -765,7 +794,7 @@
     <w:r>
       <w:tab/>
       <w:tab/>
-      <w:t>2026-03-10</w:t>
+      <w:t>2026-03-11</w:t>
       <w:br/>
       <w:br/>
     </w:r>

--- a/klagomål/A 10054-2026 FSC-klagomål.docx
+++ b/klagomål/A 10054-2026 FSC-klagomål.docx
@@ -794,7 +794,7 @@
     <w:r>
       <w:tab/>
       <w:tab/>
-      <w:t>2026-03-11</w:t>
+      <w:t>2026-03-12</w:t>
       <w:br/>
       <w:br/>
     </w:r>

--- a/klagomål/A 10054-2026 FSC-klagomål.docx
+++ b/klagomål/A 10054-2026 FSC-klagomål.docx
@@ -794,7 +794,7 @@
     <w:r>
       <w:tab/>
       <w:tab/>
-      <w:t>2026-03-12</w:t>
+      <w:t>2026-03-13</w:t>
       <w:br/>
       <w:br/>
     </w:r>

--- a/klagomål/A 10054-2026 FSC-klagomål.docx
+++ b/klagomål/A 10054-2026 FSC-klagomål.docx
@@ -794,7 +794,7 @@
     <w:r>
       <w:tab/>
       <w:tab/>
-      <w:t>2026-03-13</w:t>
+      <w:t>2026-03-16</w:t>
       <w:br/>
       <w:br/>
     </w:r>

--- a/klagomål/A 10054-2026 FSC-klagomål.docx
+++ b/klagomål/A 10054-2026 FSC-klagomål.docx
@@ -794,7 +794,7 @@
     <w:r>
       <w:tab/>
       <w:tab/>
-      <w:t>2026-03-16</w:t>
+      <w:t>2026-03-17</w:t>
       <w:br/>
       <w:br/>
     </w:r>

--- a/klagomål/A 10054-2026 FSC-klagomål.docx
+++ b/klagomål/A 10054-2026 FSC-klagomål.docx
@@ -794,7 +794,7 @@
     <w:r>
       <w:tab/>
       <w:tab/>
-      <w:t>2026-03-17</w:t>
+      <w:t>2026-03-18</w:t>
       <w:br/>
       <w:br/>
     </w:r>

--- a/klagomål/A 10054-2026 FSC-klagomål.docx
+++ b/klagomål/A 10054-2026 FSC-klagomål.docx
@@ -794,7 +794,7 @@
     <w:r>
       <w:tab/>
       <w:tab/>
-      <w:t>2026-03-18</w:t>
+      <w:t>2026-03-19</w:t>
       <w:br/>
       <w:br/>
     </w:r>

--- a/klagomål/A 10054-2026 FSC-klagomål.docx
+++ b/klagomål/A 10054-2026 FSC-klagomål.docx
@@ -794,7 +794,7 @@
     <w:r>
       <w:tab/>
       <w:tab/>
-      <w:t>2026-03-19</w:t>
+      <w:t>2026-03-20</w:t>
       <w:br/>
       <w:br/>
     </w:r>

--- a/klagomål/A 10054-2026 FSC-klagomål.docx
+++ b/klagomål/A 10054-2026 FSC-klagomål.docx
@@ -794,7 +794,7 @@
     <w:r>
       <w:tab/>
       <w:tab/>
-      <w:t>2026-03-20</w:t>
+      <w:t>2026-03-21</w:t>
       <w:br/>
       <w:br/>
     </w:r>

--- a/klagomål/A 10054-2026 FSC-klagomål.docx
+++ b/klagomål/A 10054-2026 FSC-klagomål.docx
@@ -794,7 +794,7 @@
     <w:r>
       <w:tab/>
       <w:tab/>
-      <w:t>2026-04-14</w:t>
+      <w:t>2026-04-15</w:t>
       <w:br/>
       <w:br/>
     </w:r>

--- a/klagomål/A 10054-2026 FSC-klagomål.docx
+++ b/klagomål/A 10054-2026 FSC-klagomål.docx
@@ -794,7 +794,7 @@
     <w:r>
       <w:tab/>
       <w:tab/>
-      <w:t>2026-04-15</w:t>
+      <w:t>2026-04-16</w:t>
       <w:br/>
       <w:br/>
     </w:r>

--- a/klagomål/A 10054-2026 FSC-klagomål.docx
+++ b/klagomål/A 10054-2026 FSC-klagomål.docx
@@ -794,7 +794,7 @@
     <w:r>
       <w:tab/>
       <w:tab/>
-      <w:t>2026-04-16</w:t>
+      <w:t>2026-04-17</w:t>
       <w:br/>
       <w:br/>
     </w:r>

--- a/klagomål/A 10054-2026 FSC-klagomål.docx
+++ b/klagomål/A 10054-2026 FSC-klagomål.docx
@@ -794,7 +794,7 @@
     <w:r>
       <w:tab/>
       <w:tab/>
-      <w:t>2026-04-17</w:t>
+      <w:t>2026-04-18</w:t>
       <w:br/>
       <w:br/>
     </w:r>

--- a/klagomål/A 10054-2026 FSC-klagomål.docx
+++ b/klagomål/A 10054-2026 FSC-klagomål.docx
@@ -794,7 +794,7 @@
     <w:r>
       <w:tab/>
       <w:tab/>
-      <w:t>2026-04-18</w:t>
+      <w:t>2026-04-19</w:t>
       <w:br/>
       <w:br/>
     </w:r>

--- a/klagomål/A 10054-2026 FSC-klagomål.docx
+++ b/klagomål/A 10054-2026 FSC-klagomål.docx
@@ -794,7 +794,7 @@
     <w:r>
       <w:tab/>
       <w:tab/>
-      <w:t>2026-04-19</w:t>
+      <w:t>2026-04-20</w:t>
       <w:br/>
       <w:br/>
     </w:r>

--- a/klagomål/A 10054-2026 FSC-klagomål.docx
+++ b/klagomål/A 10054-2026 FSC-klagomål.docx
@@ -794,7 +794,7 @@
     <w:r>
       <w:tab/>
       <w:tab/>
-      <w:t>2026-04-20</w:t>
+      <w:t>2026-04-21</w:t>
       <w:br/>
       <w:br/>
     </w:r>

--- a/klagomål/A 10054-2026 FSC-klagomål.docx
+++ b/klagomål/A 10054-2026 FSC-klagomål.docx
@@ -794,7 +794,7 @@
     <w:r>
       <w:tab/>
       <w:tab/>
-      <w:t>2026-04-21</w:t>
+      <w:t>2026-04-22</w:t>
       <w:br/>
       <w:br/>
     </w:r>

--- a/klagomål/A 10054-2026 FSC-klagomål.docx
+++ b/klagomål/A 10054-2026 FSC-klagomål.docx
@@ -794,7 +794,7 @@
     <w:r>
       <w:tab/>
       <w:tab/>
-      <w:t>2026-04-22</w:t>
+      <w:t>2026-04-23</w:t>
       <w:br/>
       <w:br/>
     </w:r>

--- a/klagomål/A 10054-2026 FSC-klagomål.docx
+++ b/klagomål/A 10054-2026 FSC-klagomål.docx
@@ -794,7 +794,7 @@
     <w:r>
       <w:tab/>
       <w:tab/>
-      <w:t>2026-04-23</w:t>
+      <w:t>2026-04-24</w:t>
       <w:br/>
       <w:br/>
     </w:r>

--- a/klagomål/A 10054-2026 FSC-klagomål.docx
+++ b/klagomål/A 10054-2026 FSC-klagomål.docx
@@ -794,7 +794,7 @@
     <w:r>
       <w:tab/>
       <w:tab/>
-      <w:t>2026-04-24</w:t>
+      <w:t>2026-04-25</w:t>
       <w:br/>
       <w:br/>
     </w:r>

--- a/klagomål/A 10054-2026 FSC-klagomål.docx
+++ b/klagomål/A 10054-2026 FSC-klagomål.docx
@@ -794,7 +794,7 @@
     <w:r>
       <w:tab/>
       <w:tab/>
-      <w:t>2026-04-25</w:t>
+      <w:t>2026-04-26</w:t>
       <w:br/>
       <w:br/>
     </w:r>

--- a/klagomål/A 10054-2026 FSC-klagomål.docx
+++ b/klagomål/A 10054-2026 FSC-klagomål.docx
@@ -794,7 +794,7 @@
     <w:r>
       <w:tab/>
       <w:tab/>
-      <w:t>2026-04-26</w:t>
+      <w:t>2026-04-27</w:t>
       <w:br/>
       <w:br/>
     </w:r>

--- a/klagomål/A 10054-2026 FSC-klagomål.docx
+++ b/klagomål/A 10054-2026 FSC-klagomål.docx
@@ -794,7 +794,7 @@
     <w:r>
       <w:tab/>
       <w:tab/>
-      <w:t>2026-04-27</w:t>
+      <w:t>2026-04-28</w:t>
       <w:br/>
       <w:br/>
     </w:r>

--- a/klagomål/A 10054-2026 FSC-klagomål.docx
+++ b/klagomål/A 10054-2026 FSC-klagomål.docx
@@ -794,7 +794,7 @@
     <w:r>
       <w:tab/>
       <w:tab/>
-      <w:t>2026-04-28</w:t>
+      <w:t>2026-04-29</w:t>
       <w:br/>
       <w:br/>
     </w:r>

--- a/klagomål/A 10054-2026 FSC-klagomål.docx
+++ b/klagomål/A 10054-2026 FSC-klagomål.docx
@@ -794,7 +794,7 @@
     <w:r>
       <w:tab/>
       <w:tab/>
-      <w:t>2026-04-29</w:t>
+      <w:t>2026-04-30</w:t>
       <w:br/>
       <w:br/>
     </w:r>

--- a/klagomål/A 10054-2026 FSC-klagomål.docx
+++ b/klagomål/A 10054-2026 FSC-klagomål.docx
@@ -794,7 +794,7 @@
     <w:r>
       <w:tab/>
       <w:tab/>
-      <w:t>2026-04-30</w:t>
+      <w:t>2026-05-01</w:t>
       <w:br/>
       <w:br/>
     </w:r>

--- a/klagomål/A 10054-2026 FSC-klagomål.docx
+++ b/klagomål/A 10054-2026 FSC-klagomål.docx
@@ -794,7 +794,7 @@
     <w:r>
       <w:tab/>
       <w:tab/>
-      <w:t>2026-05-01</w:t>
+      <w:t>2026-05-02</w:t>
       <w:br/>
       <w:br/>
     </w:r>

--- a/klagomål/A 10054-2026 FSC-klagomål.docx
+++ b/klagomål/A 10054-2026 FSC-klagomål.docx
@@ -794,7 +794,7 @@
     <w:r>
       <w:tab/>
       <w:tab/>
-      <w:t>2026-05-02</w:t>
+      <w:t>2026-05-03</w:t>
       <w:br/>
       <w:br/>
     </w:r>

--- a/klagomål/A 10054-2026 FSC-klagomål.docx
+++ b/klagomål/A 10054-2026 FSC-klagomål.docx
@@ -794,7 +794,7 @@
     <w:r>
       <w:tab/>
       <w:tab/>
-      <w:t>2026-05-16</w:t>
+      <w:t>2026-05-17</w:t>
       <w:br/>
       <w:br/>
     </w:r>

--- a/klagomål/A 10054-2026 FSC-klagomål.docx
+++ b/klagomål/A 10054-2026 FSC-klagomål.docx
@@ -794,7 +794,7 @@
     <w:r>
       <w:tab/>
       <w:tab/>
-      <w:t>2026-05-17</w:t>
+      <w:t>2026-05-18</w:t>
       <w:br/>
       <w:br/>
     </w:r>

--- a/klagomål/A 10054-2026 FSC-klagomål.docx
+++ b/klagomål/A 10054-2026 FSC-klagomål.docx
@@ -794,7 +794,7 @@
     <w:r>
       <w:tab/>
       <w:tab/>
-      <w:t>2026-05-18</w:t>
+      <w:t>2026-05-19</w:t>
       <w:br/>
       <w:br/>
     </w:r>

--- a/klagomål/A 10054-2026 FSC-klagomål.docx
+++ b/klagomål/A 10054-2026 FSC-klagomål.docx
@@ -794,7 +794,7 @@
     <w:r>
       <w:tab/>
       <w:tab/>
-      <w:t>2026-05-19</w:t>
+      <w:t>2026-05-20</w:t>
       <w:br/>
       <w:br/>
     </w:r>

--- a/klagomål/A 10054-2026 FSC-klagomål.docx
+++ b/klagomål/A 10054-2026 FSC-klagomål.docx
@@ -794,7 +794,7 @@
     <w:r>
       <w:tab/>
       <w:tab/>
-      <w:t>2026-05-20</w:t>
+      <w:t>2026-05-21</w:t>
       <w:br/>
       <w:br/>
     </w:r>

--- a/klagomål/A 10054-2026 FSC-klagomål.docx
+++ b/klagomål/A 10054-2026 FSC-klagomål.docx
@@ -794,7 +794,7 @@
     <w:r>
       <w:tab/>
       <w:tab/>
-      <w:t>2026-05-21</w:t>
+      <w:t>2026-05-22</w:t>
       <w:br/>
       <w:br/>
     </w:r>

--- a/klagomål/A 10054-2026 FSC-klagomål.docx
+++ b/klagomål/A 10054-2026 FSC-klagomål.docx
@@ -794,7 +794,7 @@
     <w:r>
       <w:tab/>
       <w:tab/>
-      <w:t>2026-05-22</w:t>
+      <w:t>2026-05-23</w:t>
       <w:br/>
       <w:br/>
     </w:r>

--- a/klagomål/A 10054-2026 FSC-klagomål.docx
+++ b/klagomål/A 10054-2026 FSC-klagomål.docx
@@ -794,7 +794,7 @@
     <w:r>
       <w:tab/>
       <w:tab/>
-      <w:t>2026-05-23</w:t>
+      <w:t>2026-05-24</w:t>
       <w:br/>
       <w:br/>
     </w:r>

--- a/klagomål/A 10054-2026 FSC-klagomål.docx
+++ b/klagomål/A 10054-2026 FSC-klagomål.docx
@@ -794,7 +794,7 @@
     <w:r>
       <w:tab/>
       <w:tab/>
-      <w:t>2026-05-24</w:t>
+      <w:t>2026-05-25</w:t>
       <w:br/>
       <w:br/>
     </w:r>

--- a/klagomål/A 10054-2026 FSC-klagomål.docx
+++ b/klagomål/A 10054-2026 FSC-klagomål.docx
@@ -794,7 +794,7 @@
     <w:r>
       <w:tab/>
       <w:tab/>
-      <w:t>2026-05-25</w:t>
+      <w:t>2026-05-26</w:t>
       <w:br/>
       <w:br/>
     </w:r>

--- a/klagomål/A 10054-2026 FSC-klagomål.docx
+++ b/klagomål/A 10054-2026 FSC-klagomål.docx
@@ -794,7 +794,7 @@
     <w:r>
       <w:tab/>
       <w:tab/>
-      <w:t>2026-05-26</w:t>
+      <w:t>2026-05-27</w:t>
       <w:br/>
       <w:br/>
     </w:r>

--- a/klagomål/A 10054-2026 FSC-klagomål.docx
+++ b/klagomål/A 10054-2026 FSC-klagomål.docx
@@ -794,7 +794,7 @@
     <w:r>
       <w:tab/>
       <w:tab/>
-      <w:t>2026-05-27</w:t>
+      <w:t>2026-05-28</w:t>
       <w:br/>
       <w:br/>
     </w:r>

--- a/klagomål/A 10054-2026 FSC-klagomål.docx
+++ b/klagomål/A 10054-2026 FSC-klagomål.docx
@@ -794,7 +794,7 @@
     <w:r>
       <w:tab/>
       <w:tab/>
-      <w:t>2026-05-28</w:t>
+      <w:t>2026-05-29</w:t>
       <w:br/>
       <w:br/>
     </w:r>

--- a/klagomål/A 10054-2026 FSC-klagomål.docx
+++ b/klagomål/A 10054-2026 FSC-klagomål.docx
@@ -794,7 +794,7 @@
     <w:r>
       <w:tab/>
       <w:tab/>
-      <w:t>2026-05-29</w:t>
+      <w:t>2026-05-30</w:t>
       <w:br/>
       <w:br/>
     </w:r>

--- a/klagomål/A 10054-2026 FSC-klagomål.docx
+++ b/klagomål/A 10054-2026 FSC-klagomål.docx
@@ -794,7 +794,7 @@
     <w:r>
       <w:tab/>
       <w:tab/>
-      <w:t>2026-05-30</w:t>
+      <w:t>2026-05-31</w:t>
       <w:br/>
       <w:br/>
     </w:r>

--- a/klagomål/A 10054-2026 FSC-klagomål.docx
+++ b/klagomål/A 10054-2026 FSC-klagomål.docx
@@ -794,7 +794,7 @@
     <w:r>
       <w:tab/>
       <w:tab/>
-      <w:t>2026-05-31</w:t>
+      <w:t>2026-06-01</w:t>
       <w:br/>
       <w:br/>
     </w:r>

--- a/klagomål/A 10054-2026 FSC-klagomål.docx
+++ b/klagomål/A 10054-2026 FSC-klagomål.docx
@@ -794,7 +794,7 @@
     <w:r>
       <w:tab/>
       <w:tab/>
-      <w:t>2026-06-01</w:t>
+      <w:t>2026-06-02</w:t>
       <w:br/>
       <w:br/>
     </w:r>

--- a/klagomål/A 10054-2026 FSC-klagomål.docx
+++ b/klagomål/A 10054-2026 FSC-klagomål.docx
@@ -794,7 +794,7 @@
     <w:r>
       <w:tab/>
       <w:tab/>
-      <w:t>2026-06-02</w:t>
+      <w:t>2026-06-03</w:t>
       <w:br/>
       <w:br/>
     </w:r>

--- a/klagomål/A 10054-2026 FSC-klagomål.docx
+++ b/klagomål/A 10054-2026 FSC-klagomål.docx
@@ -794,7 +794,7 @@
     <w:r>
       <w:tab/>
       <w:tab/>
-      <w:t>2026-06-03</w:t>
+      <w:t>2026-06-04</w:t>
       <w:br/>
       <w:br/>
     </w:r>

--- a/klagomål/A 10054-2026 FSC-klagomål.docx
+++ b/klagomål/A 10054-2026 FSC-klagomål.docx
@@ -794,7 +794,7 @@
     <w:r>
       <w:tab/>
       <w:tab/>
-      <w:t>2026-06-04</w:t>
+      <w:t>2026-06-05</w:t>
       <w:br/>
       <w:br/>
     </w:r>

--- a/klagomål/A 10054-2026 FSC-klagomål.docx
+++ b/klagomål/A 10054-2026 FSC-klagomål.docx
@@ -794,7 +794,7 @@
     <w:r>
       <w:tab/>
       <w:tab/>
-      <w:t>2026-06-05</w:t>
+      <w:t>2026-06-06</w:t>
       <w:br/>
       <w:br/>
     </w:r>

--- a/klagomål/A 10054-2026 FSC-klagomål.docx
+++ b/klagomål/A 10054-2026 FSC-klagomål.docx
@@ -794,7 +794,7 @@
     <w:r>
       <w:tab/>
       <w:tab/>
-      <w:t>2026-06-06</w:t>
+      <w:t>2026-06-07</w:t>
       <w:br/>
       <w:br/>
     </w:r>

--- a/klagomål/A 10054-2026 FSC-klagomål.docx
+++ b/klagomål/A 10054-2026 FSC-klagomål.docx
@@ -794,7 +794,7 @@
     <w:r>
       <w:tab/>
       <w:tab/>
-      <w:t>2026-06-07</w:t>
+      <w:t>2026-06-08</w:t>
       <w:br/>
       <w:br/>
     </w:r>
